--- a/dodopizza_ru/comply_docs/07_Обязательство_NDA.docx
+++ b/dodopizza_ru/comply_docs/07_Обязательство_NDA.docx
@@ -894,7 +894,7 @@
         <w:pStyle w:val="ListBullet"/>
       </w:pPr>
       <w:r>
-        <w:t>Заключены договоры поручения с провайдерами (Servicepipe LLC, Хостинг-прокси (не WAF)).</w:t>
+        <w:t>Заключены договоры поручения с провайдерами (—, Хостинг-прокси (не WAF)).</w:t>
       </w:r>
     </w:p>
     <w:p>

--- a/dodopizza_ru/comply_docs/07_Обязательство_NDA.docx
+++ b/dodopizza_ru/comply_docs/07_Обязательство_NDA.docx
@@ -894,7 +894,7 @@
         <w:pStyle w:val="ListBullet"/>
       </w:pPr>
       <w:r>
-        <w:t>Заключены договоры поручения с провайдерами (—, Хостинг-прокси (не WAF)).</w:t>
+        <w:t>Заключены договоры поручения с провайдерами (Google Cloud, Хостинг-прокси (не WAF)).</w:t>
       </w:r>
     </w:p>
     <w:p>
